--- a/engine/sw/qa/extras/ooxmlexport/data/table-style-jc.docx
+++ b/engine/sw/qa/extras/ooxmlexport/data/table-style-jc.docx
@@ -47,6 +47,28 @@
       </w:tr>
     </w:tbl>
     <w:p/>
+    <w:tbl>
+      <w:tblPr>
+        <w:tblStyle w:val="RowCenteredTable"/>
+        <w:tblW w:w="2000" w:type="dxa"/>
+      </w:tblPr>
+      <w:tblGrid>
+        <w:gridCol w:w="2000"/>
+      </w:tblGrid>
+      <w:tr>
+        <w:tc>
+          <w:tcPr>
+            <w:tcW w:w="2000" w:type="dxa"/>
+          </w:tcPr>
+          <w:p>
+            <w:r>
+              <w:t>from style, row spelling</w:t>
+            </w:r>
+          </w:p>
+        </w:tc>
+      </w:tr>
+    </w:tbl>
+    <w:p/>
   </w:body>
 </w:document>
 </file>
@@ -65,5 +87,11 @@
       <w:jc w:val="right"/>
     </w:tblPr>
   </w:style>
+  <w:style w:type="table" w:customStyle="1" w:styleId="RowCenteredTable">
+    <w:name w:val="Row Centered Table"/>
+    <w:trPr>
+      <w:jc w:val="center"/>
+    </w:trPr>
+  </w:style>
 </w:styles>
 </file>